--- a/output/投研舆情晨报_2026-10-21.docx
+++ b/output/投研舆情晨报_2026-10-21.docx
@@ -19,7 +19,7 @@
           <w:color w:val="8A939E"/>
           <w:sz w:val="18"/>
         </w:rPr>
-        <w:t>覆盖 6 家媒体 · 入库 16,438 条 · 去重后 2,169 条 · 识别热点 57 个</w:t>
+        <w:t>覆盖 6 家媒体 · 入库 16,629 条 · 去重后 2,431 条 · 识别热点 68 个</w:t>
       </w:r>
     </w:p>
     <w:p>
@@ -126,69 +126,7 @@
           </w:tcPr>
           <w:p>
             <w:r>
-              <w:t>0.819</w:t>
-            </w:r>
-          </w:p>
-        </w:tc>
-        <w:tc>
-          <w:tcPr>
-            <w:tcW w:type="dxa" w:w="1440"/>
-          </w:tcPr>
-          <w:p>
-            <w:r>
-              <w:t>爆点</w:t>
-            </w:r>
-          </w:p>
-        </w:tc>
-        <w:tc>
-          <w:tcPr>
-            <w:tcW w:type="dxa" w:w="1440"/>
-          </w:tcPr>
-          <w:p>
-            <w:r>
-              <w:t>金融市场</w:t>
-            </w:r>
-          </w:p>
-        </w:tc>
-        <w:tc>
-          <w:tcPr>
-            <w:tcW w:type="dxa" w:w="1440"/>
-          </w:tcPr>
-          <w:p>
-            <w:r>
-              <w:t>财经早报丨资金持续逆势流入宽基ETF 张坤、董承非、冯柳最新</w:t>
-            </w:r>
-          </w:p>
-        </w:tc>
-        <w:tc>
-          <w:tcPr>
-            <w:tcW w:type="dxa" w:w="1440"/>
-          </w:tcPr>
-          <w:p>
-            <w:r>
-              <w:t>28/3</w:t>
-            </w:r>
-          </w:p>
-        </w:tc>
-      </w:tr>
-      <w:tr>
-        <w:tc>
-          <w:tcPr>
-            <w:tcW w:type="dxa" w:w="1440"/>
-          </w:tcPr>
-          <w:p>
-            <w:r>
-              <w:t>2</w:t>
-            </w:r>
-          </w:p>
-        </w:tc>
-        <w:tc>
-          <w:tcPr>
-            <w:tcW w:type="dxa" w:w="1440"/>
-          </w:tcPr>
-          <w:p>
-            <w:r>
-              <w:t>0.794</w:t>
+              <w:t>0.768</w:t>
             </w:r>
           </w:p>
         </w:tc>
@@ -228,7 +166,7 @@
           </w:tcPr>
           <w:p>
             <w:r>
-              <w:t>31/3</w:t>
+              <w:t>29/2</w:t>
             </w:r>
           </w:p>
         </w:tc>
@@ -240,7 +178,7 @@
           </w:tcPr>
           <w:p>
             <w:r>
-              <w:t>3</w:t>
+              <w:t>2</w:t>
             </w:r>
           </w:p>
         </w:tc>
@@ -250,7 +188,7 @@
           </w:tcPr>
           <w:p>
             <w:r>
-              <w:t>0.709</w:t>
+              <w:t>0.768</w:t>
             </w:r>
           </w:p>
         </w:tc>
@@ -280,7 +218,7 @@
           </w:tcPr>
           <w:p>
             <w:r>
-              <w:t>美股期货反弹，纳指期货涨1.4%，资金重返AI交易，Core</w:t>
+              <w:t>10月20日美股成交额前20：存储板块反弹领涨 闪迪涨超5%</w:t>
             </w:r>
           </w:p>
         </w:tc>
@@ -290,7 +228,69 @@
           </w:tcPr>
           <w:p>
             <w:r>
-              <w:t>13/3</w:t>
+              <w:t>14/3</w:t>
+            </w:r>
+          </w:p>
+        </w:tc>
+      </w:tr>
+      <w:tr>
+        <w:tc>
+          <w:tcPr>
+            <w:tcW w:type="dxa" w:w="1440"/>
+          </w:tcPr>
+          <w:p>
+            <w:r>
+              <w:t>3</w:t>
+            </w:r>
+          </w:p>
+        </w:tc>
+        <w:tc>
+          <w:tcPr>
+            <w:tcW w:type="dxa" w:w="1440"/>
+          </w:tcPr>
+          <w:p>
+            <w:r>
+              <w:t>0.715</w:t>
+            </w:r>
+          </w:p>
+        </w:tc>
+        <w:tc>
+          <w:tcPr>
+            <w:tcW w:type="dxa" w:w="1440"/>
+          </w:tcPr>
+          <w:p>
+            <w:r>
+              <w:t>爆点</w:t>
+            </w:r>
+          </w:p>
+        </w:tc>
+        <w:tc>
+          <w:tcPr>
+            <w:tcW w:type="dxa" w:w="1440"/>
+          </w:tcPr>
+          <w:p>
+            <w:r>
+              <w:t>综合</w:t>
+            </w:r>
+          </w:p>
+        </w:tc>
+        <w:tc>
+          <w:tcPr>
+            <w:tcW w:type="dxa" w:w="1440"/>
+          </w:tcPr>
+          <w:p>
+            <w:r>
+              <w:t>宁德时代A股大跌12%，H股跌超11%！摩根大通下调H股评级</w:t>
+            </w:r>
+          </w:p>
+        </w:tc>
+        <w:tc>
+          <w:tcPr>
+            <w:tcW w:type="dxa" w:w="1440"/>
+          </w:tcPr>
+          <w:p>
+            <w:r>
+              <w:t>16/3</w:t>
             </w:r>
           </w:p>
         </w:tc>
@@ -312,69 +312,7 @@
           </w:tcPr>
           <w:p>
             <w:r>
-              <w:t>0.652</w:t>
-            </w:r>
-          </w:p>
-        </w:tc>
-        <w:tc>
-          <w:tcPr>
-            <w:tcW w:type="dxa" w:w="1440"/>
-          </w:tcPr>
-          <w:p>
-            <w:r>
-              <w:t>爆点</w:t>
-            </w:r>
-          </w:p>
-        </w:tc>
-        <w:tc>
-          <w:tcPr>
-            <w:tcW w:type="dxa" w:w="1440"/>
-          </w:tcPr>
-          <w:p>
-            <w:r>
-              <w:t>金融市场</w:t>
-            </w:r>
-          </w:p>
-        </w:tc>
-        <w:tc>
-          <w:tcPr>
-            <w:tcW w:type="dxa" w:w="1440"/>
-          </w:tcPr>
-          <w:p>
-            <w:r>
-              <w:t>中原证券邓淑斌：主动ETF标志长钱入市升级 与回购增持形成双</w:t>
-            </w:r>
-          </w:p>
-        </w:tc>
-        <w:tc>
-          <w:tcPr>
-            <w:tcW w:type="dxa" w:w="1440"/>
-          </w:tcPr>
-          <w:p>
-            <w:r>
-              <w:t>9/3</w:t>
-            </w:r>
-          </w:p>
-        </w:tc>
-      </w:tr>
-      <w:tr>
-        <w:tc>
-          <w:tcPr>
-            <w:tcW w:type="dxa" w:w="1440"/>
-          </w:tcPr>
-          <w:p>
-            <w:r>
-              <w:t>5</w:t>
-            </w:r>
-          </w:p>
-        </w:tc>
-        <w:tc>
-          <w:tcPr>
-            <w:tcW w:type="dxa" w:w="1440"/>
-          </w:tcPr>
-          <w:p>
-            <w:r>
-              <w:t>0.647</w:t>
+              <w:t>0.687</w:t>
             </w:r>
           </w:p>
         </w:tc>
@@ -414,7 +352,7 @@
           </w:tcPr>
           <w:p>
             <w:r>
-              <w:t>17/4</w:t>
+              <w:t>21/4</w:t>
             </w:r>
           </w:p>
         </w:tc>
@@ -426,7 +364,7 @@
           </w:tcPr>
           <w:p>
             <w:r>
-              <w:t>6</w:t>
+              <w:t>5</w:t>
             </w:r>
           </w:p>
         </w:tc>
@@ -436,7 +374,7 @@
           </w:tcPr>
           <w:p>
             <w:r>
-              <w:t>0.640</w:t>
+              <w:t>0.670</w:t>
             </w:r>
           </w:p>
         </w:tc>
@@ -446,69 +384,7 @@
           </w:tcPr>
           <w:p>
             <w:r>
-              <w:t>高热</w:t>
-            </w:r>
-          </w:p>
-        </w:tc>
-        <w:tc>
-          <w:tcPr>
-            <w:tcW w:type="dxa" w:w="1440"/>
-          </w:tcPr>
-          <w:p>
-            <w:r>
-              <w:t>综合</w:t>
-            </w:r>
-          </w:p>
-        </w:tc>
-        <w:tc>
-          <w:tcPr>
-            <w:tcW w:type="dxa" w:w="1440"/>
-          </w:tcPr>
-          <w:p>
-            <w:r>
-              <w:t>【宁德时代：前三季度归母净利润645.3亿元，同比增长31.</w:t>
-            </w:r>
-          </w:p>
-        </w:tc>
-        <w:tc>
-          <w:tcPr>
-            <w:tcW w:type="dxa" w:w="1440"/>
-          </w:tcPr>
-          <w:p>
-            <w:r>
-              <w:t>11/3</w:t>
-            </w:r>
-          </w:p>
-        </w:tc>
-      </w:tr>
-      <w:tr>
-        <w:tc>
-          <w:tcPr>
-            <w:tcW w:type="dxa" w:w="1440"/>
-          </w:tcPr>
-          <w:p>
-            <w:r>
-              <w:t>7</w:t>
-            </w:r>
-          </w:p>
-        </w:tc>
-        <w:tc>
-          <w:tcPr>
-            <w:tcW w:type="dxa" w:w="1440"/>
-          </w:tcPr>
-          <w:p>
-            <w:r>
-              <w:t>0.620</w:t>
-            </w:r>
-          </w:p>
-        </w:tc>
-        <w:tc>
-          <w:tcPr>
-            <w:tcW w:type="dxa" w:w="1440"/>
-          </w:tcPr>
-          <w:p>
-            <w:r>
-              <w:t>高热</w:t>
+              <w:t>爆点</w:t>
             </w:r>
           </w:p>
         </w:tc>
@@ -550,7 +426,7 @@
           </w:tcPr>
           <w:p>
             <w:r>
-              <w:t>8</w:t>
+              <w:t>6</w:t>
             </w:r>
           </w:p>
         </w:tc>
@@ -560,7 +436,7 @@
           </w:tcPr>
           <w:p>
             <w:r>
-              <w:t>0.606</w:t>
+              <w:t>0.609</w:t>
             </w:r>
           </w:p>
         </w:tc>
@@ -570,69 +446,7 @@
           </w:tcPr>
           <w:p>
             <w:r>
-              <w:t>高热</w:t>
-            </w:r>
-          </w:p>
-        </w:tc>
-        <w:tc>
-          <w:tcPr>
-            <w:tcW w:type="dxa" w:w="1440"/>
-          </w:tcPr>
-          <w:p>
-            <w:r>
-              <w:t>大宗与能化</w:t>
-            </w:r>
-          </w:p>
-        </w:tc>
-        <w:tc>
-          <w:tcPr>
-            <w:tcW w:type="dxa" w:w="1440"/>
-          </w:tcPr>
-          <w:p>
-            <w:r>
-              <w:t>夜盘期货开盘，焦煤、乙二醇跌超2%，甲醇、PTA、合成橡胶、</w:t>
-            </w:r>
-          </w:p>
-        </w:tc>
-        <w:tc>
-          <w:tcPr>
-            <w:tcW w:type="dxa" w:w="1440"/>
-          </w:tcPr>
-          <w:p>
-            <w:r>
-              <w:t>7/3</w:t>
-            </w:r>
-          </w:p>
-        </w:tc>
-      </w:tr>
-      <w:tr>
-        <w:tc>
-          <w:tcPr>
-            <w:tcW w:type="dxa" w:w="1440"/>
-          </w:tcPr>
-          <w:p>
-            <w:r>
-              <w:t>9</w:t>
-            </w:r>
-          </w:p>
-        </w:tc>
-        <w:tc>
-          <w:tcPr>
-            <w:tcW w:type="dxa" w:w="1440"/>
-          </w:tcPr>
-          <w:p>
-            <w:r>
-              <w:t>0.588</w:t>
-            </w:r>
-          </w:p>
-        </w:tc>
-        <w:tc>
-          <w:tcPr>
-            <w:tcW w:type="dxa" w:w="1440"/>
-          </w:tcPr>
-          <w:p>
-            <w:r>
-              <w:t>高热</w:t>
+              <w:t>爆点</w:t>
             </w:r>
           </w:p>
         </w:tc>
@@ -674,7 +488,7 @@
           </w:tcPr>
           <w:p>
             <w:r>
-              <w:t>10</w:t>
+              <w:t>7</w:t>
             </w:r>
           </w:p>
         </w:tc>
@@ -684,7 +498,7 @@
           </w:tcPr>
           <w:p>
             <w:r>
-              <w:t>0.554</w:t>
+              <w:t>0.580</w:t>
             </w:r>
           </w:p>
         </w:tc>
@@ -714,7 +528,7 @@
           </w:tcPr>
           <w:p>
             <w:r>
-              <w:t>伊朗外长在德黑兰会见俄罗斯外长拉夫罗夫，讨论双边关系及地区问</w:t>
+              <w:t>伊朗外长阿拉格齐在德黑兰与俄罗斯外长拉夫罗夫举行联合新闻发布</w:t>
             </w:r>
           </w:p>
         </w:tc>
@@ -724,7 +538,193 @@
           </w:tcPr>
           <w:p>
             <w:r>
-              <w:t>7/3</w:t>
+              <w:t>6/3</w:t>
+            </w:r>
+          </w:p>
+        </w:tc>
+      </w:tr>
+      <w:tr>
+        <w:tc>
+          <w:tcPr>
+            <w:tcW w:type="dxa" w:w="1440"/>
+          </w:tcPr>
+          <w:p>
+            <w:r>
+              <w:t>8</w:t>
+            </w:r>
+          </w:p>
+        </w:tc>
+        <w:tc>
+          <w:tcPr>
+            <w:tcW w:type="dxa" w:w="1440"/>
+          </w:tcPr>
+          <w:p>
+            <w:r>
+              <w:t>0.571</w:t>
+            </w:r>
+          </w:p>
+        </w:tc>
+        <w:tc>
+          <w:tcPr>
+            <w:tcW w:type="dxa" w:w="1440"/>
+          </w:tcPr>
+          <w:p>
+            <w:r>
+              <w:t>高热</w:t>
+            </w:r>
+          </w:p>
+        </w:tc>
+        <w:tc>
+          <w:tcPr>
+            <w:tcW w:type="dxa" w:w="1440"/>
+          </w:tcPr>
+          <w:p>
+            <w:r>
+              <w:t>大宗与能化</w:t>
+            </w:r>
+          </w:p>
+        </w:tc>
+        <w:tc>
+          <w:tcPr>
+            <w:tcW w:type="dxa" w:w="1440"/>
+          </w:tcPr>
+          <w:p>
+            <w:r>
+              <w:t>夜盘期货开盘，焦煤、乙二醇跌超2%，甲醇、PTA、合成橡胶、</w:t>
+            </w:r>
+          </w:p>
+        </w:tc>
+        <w:tc>
+          <w:tcPr>
+            <w:tcW w:type="dxa" w:w="1440"/>
+          </w:tcPr>
+          <w:p>
+            <w:r>
+              <w:t>5/3</w:t>
+            </w:r>
+          </w:p>
+        </w:tc>
+      </w:tr>
+      <w:tr>
+        <w:tc>
+          <w:tcPr>
+            <w:tcW w:type="dxa" w:w="1440"/>
+          </w:tcPr>
+          <w:p>
+            <w:r>
+              <w:t>9</w:t>
+            </w:r>
+          </w:p>
+        </w:tc>
+        <w:tc>
+          <w:tcPr>
+            <w:tcW w:type="dxa" w:w="1440"/>
+          </w:tcPr>
+          <w:p>
+            <w:r>
+              <w:t>0.568</w:t>
+            </w:r>
+          </w:p>
+        </w:tc>
+        <w:tc>
+          <w:tcPr>
+            <w:tcW w:type="dxa" w:w="1440"/>
+          </w:tcPr>
+          <w:p>
+            <w:r>
+              <w:t>高热</w:t>
+            </w:r>
+          </w:p>
+        </w:tc>
+        <w:tc>
+          <w:tcPr>
+            <w:tcW w:type="dxa" w:w="1440"/>
+          </w:tcPr>
+          <w:p>
+            <w:r>
+              <w:t>金融市场</w:t>
+            </w:r>
+          </w:p>
+        </w:tc>
+        <w:tc>
+          <w:tcPr>
+            <w:tcW w:type="dxa" w:w="1440"/>
+          </w:tcPr>
+          <w:p>
+            <w:r>
+              <w:t>财经早报丨资金持续逆势流入宽基ETF 张坤、董承非、冯柳最新</w:t>
+            </w:r>
+          </w:p>
+        </w:tc>
+        <w:tc>
+          <w:tcPr>
+            <w:tcW w:type="dxa" w:w="1440"/>
+          </w:tcPr>
+          <w:p>
+            <w:r>
+              <w:t>9/2</w:t>
+            </w:r>
+          </w:p>
+        </w:tc>
+      </w:tr>
+      <w:tr>
+        <w:tc>
+          <w:tcPr>
+            <w:tcW w:type="dxa" w:w="1440"/>
+          </w:tcPr>
+          <w:p>
+            <w:r>
+              <w:t>10</w:t>
+            </w:r>
+          </w:p>
+        </w:tc>
+        <w:tc>
+          <w:tcPr>
+            <w:tcW w:type="dxa" w:w="1440"/>
+          </w:tcPr>
+          <w:p>
+            <w:r>
+              <w:t>0.568</w:t>
+            </w:r>
+          </w:p>
+        </w:tc>
+        <w:tc>
+          <w:tcPr>
+            <w:tcW w:type="dxa" w:w="1440"/>
+          </w:tcPr>
+          <w:p>
+            <w:r>
+              <w:t>高热</w:t>
+            </w:r>
+          </w:p>
+        </w:tc>
+        <w:tc>
+          <w:tcPr>
+            <w:tcW w:type="dxa" w:w="1440"/>
+          </w:tcPr>
+          <w:p>
+            <w:r>
+              <w:t>AI与大模型</w:t>
+            </w:r>
+          </w:p>
+        </w:tc>
+        <w:tc>
+          <w:tcPr>
+            <w:tcW w:type="dxa" w:w="1440"/>
+          </w:tcPr>
+          <w:p>
+            <w:r>
+              <w:t>散户热捧难挡破发：韩国数据中心企业 Elice 上市暴跌 3</w:t>
+            </w:r>
+          </w:p>
+        </w:tc>
+        <w:tc>
+          <w:tcPr>
+            <w:tcW w:type="dxa" w:w="1440"/>
+          </w:tcPr>
+          <w:p>
+            <w:r>
+              <w:t>6/2</w:t>
             </w:r>
           </w:p>
         </w:tc>
@@ -746,7 +746,7 @@
         <w:pStyle w:val="Heading2"/>
       </w:pPr>
       <w:r>
-        <w:t>财经早报丨资金持续逆势流入宽基ETF 张坤、董承非、冯柳最新持仓曝光丨2026年10月2</w:t>
+        <w:t>解读三季报｜专访刘志彪：前三季度工业增速能守住5%以上靠的是完整配套和仍在扩张的出口，明</w:t>
       </w:r>
     </w:p>
     <w:p>
@@ -755,7 +755,7 @@
           <w:color w:val="8A939E"/>
           <w:sz w:val="18"/>
         </w:rPr>
-        <w:t>热度 0.819（爆点）· 28 篇 / 3 家媒体 · 金融市场</w:t>
+        <w:t>热度 0.768（爆点）· 29 篇 / 2 家媒体 · 宏观政策</w:t>
       </w:r>
     </w:p>
     <w:p>
@@ -767,81 +767,7 @@
         <w:t>事件概述：</w:t>
       </w:r>
       <w:r>
-        <w:t>「财经早报丨资金持续逆势流入宽基ETF 张坤、董承非、冯柳最新持仓曝光丨2026年10月21日」由 28 篇报道聚合而成，覆盖 3 家媒体，热度 0.819（爆点），所属板块类目：金融市场。</w:t>
-      </w:r>
-    </w:p>
-    <w:p>
-      <w:r>
-        <w:rPr>
-          <w:b/>
-          <w:color w:val="16324F"/>
-        </w:rPr>
-        <w:t>关键信息：</w:t>
-      </w:r>
-      <w:r>
-        <w:t>财经早报丨资金持续逆势流入宽基ETF 张坤、董承非、冯柳最新持仓曝光丨2026年；财经早报丨A股将迎至少360亿活水 长线资金最新持仓曝光(名单)丨2026年10；掘金细分龙头 长线资金最新持仓曝光</w:t>
-      </w:r>
-    </w:p>
-    <w:p>
-      <w:r>
-        <w:rPr>
-          <w:b/>
-          <w:color w:val="16324F"/>
-        </w:rPr>
-        <w:t>市场影响：</w:t>
-      </w:r>
-      <w:r>
-        <w:t>关联板块代码：本簇未携带板块标签。（LLM 不可用，未生成研判，以上为检索与统计事实）</w:t>
-      </w:r>
-    </w:p>
-    <w:p>
-      <w:r>
-        <w:rPr>
-          <w:b/>
-          <w:color w:val="16324F"/>
-        </w:rPr>
-        <w:t>关注要点：</w:t>
-      </w:r>
-      <w:r>
-        <w:t>建议人工复核该事件的后续进展与板块联动。</w:t>
-      </w:r>
-    </w:p>
-    <w:p>
-      <w:r>
-        <w:rPr>
-          <w:color w:val="8A939E"/>
-          <w:sz w:val="17"/>
-        </w:rPr>
-        <w:t>引用：[1]财经早报丨资金持续逆势流入宽基ETF 张坤、董承非、 / [2]财经早报丨A股将迎至少360亿活水 长线资金最新持仓 / [3]掘金细分龙头 长线资金最新持仓曝光 / [4]通信行业资金流入榜：亨通光电等7股净流入资金超亿元</w:t>
-      </w:r>
-    </w:p>
-    <w:p>
-      <w:pPr>
-        <w:pStyle w:val="Heading2"/>
-      </w:pPr>
-      <w:r>
-        <w:t>解读三季报｜专访刘志彪：前三季度工业增速能守住5%以上靠的是完整配套和仍在扩张的出口，明</w:t>
-      </w:r>
-    </w:p>
-    <w:p>
-      <w:r>
-        <w:rPr>
-          <w:color w:val="8A939E"/>
-          <w:sz w:val="18"/>
-        </w:rPr>
-        <w:t>热度 0.794（爆点）· 31 篇 / 3 家媒体 · 宏观政策</w:t>
-      </w:r>
-    </w:p>
-    <w:p>
-      <w:r>
-        <w:rPr>
-          <w:b/>
-          <w:color w:val="16324F"/>
-        </w:rPr>
-        <w:t>事件概述：</w:t>
-      </w:r>
-      <w:r>
-        <w:t>「解读三季报｜专访刘志彪：前三季度工业增速能守住5%以上靠的是完整配套和仍在扩张的出口，明年三个指」由 31 篇报道聚合而成，覆盖 3 家媒体，热度 0.794（爆点），所属板块类目：宏观政策。</w:t>
+        <w:t>「解读三季报｜专访刘志彪：前三季度工业增速能守住5%以上靠的是完整配套和仍在扩张的出口，明年三个指」由 29 篇报道聚合而成，覆盖 2 家媒体，热度 0.768（爆点），所属板块类目：宏观政策。</w:t>
       </w:r>
     </w:p>
     <w:p>
@@ -894,7 +820,7 @@
         <w:pStyle w:val="Heading2"/>
       </w:pPr>
       <w:r>
-        <w:t>美股期货反弹，纳指期货涨1.4%，资金重返AI交易，CoreWeave上周暴跌25%</w:t>
+        <w:t>10月20日美股成交额前20：存储板块反弹领涨 闪迪涨超5% 美光将举办技术网络研讨会</w:t>
       </w:r>
     </w:p>
     <w:p>
@@ -903,7 +829,7 @@
           <w:color w:val="8A939E"/>
           <w:sz w:val="18"/>
         </w:rPr>
-        <w:t>热度 0.709（爆点）· 13 篇 / 3 家媒体 · 国际市场</w:t>
+        <w:t>热度 0.768（爆点）· 14 篇 / 3 家媒体 · 国际市场</w:t>
       </w:r>
     </w:p>
     <w:p>
@@ -915,7 +841,7 @@
         <w:t>事件概述：</w:t>
       </w:r>
       <w:r>
-        <w:t>「美股期货反弹，纳指期货涨1.4%，资金重返AI交易，CoreWeave上周暴跌25%」由 13 篇报道聚合而成，覆盖 3 家媒体，热度 0.709（爆点），所属板块类目：国际市场。</w:t>
+        <w:t>「10月20日美股成交额前20：存储板块反弹领涨 闪迪涨超5% 美光将举办技术网络研讨会」由 14 篇报道聚合而成，覆盖 3 家媒体，热度 0.768（爆点），所属板块类目：国际市场。</w:t>
       </w:r>
     </w:p>
     <w:p>
@@ -927,7 +853,7 @@
         <w:t>关键信息：</w:t>
       </w:r>
       <w:r>
-        <w:t>美股期货反弹，纳指期货涨1.4%，资金重返AI交易，CoreWeave上周暴跌2；盘前：美股存储股下挫 CoreWeave跌逾4%上周暴跌超25%；凌晨利好突袭！刚刚集体暴拉！两份超预期财报点燃AI交易热情</w:t>
+        <w:t>10月20日美股成交额前20：存储板块反弹领涨 闪迪涨超5% 美光将举办技术网络；10月20日隔夜要闻：纳指涨超1% 布伦特高位震荡 金价走低 纽约证交所延长部分；利好来了！这一板块迎批量涨停</w:t>
       </w:r>
     </w:p>
     <w:p>
@@ -960,7 +886,7 @@
           <w:color w:val="8A939E"/>
           <w:sz w:val="17"/>
         </w:rPr>
-        <w:t>引用：[1]美股期货反弹，纳指期货涨1.4%，资金重返AI交易， / [2]盘前：美股存储股下挫 CoreWeave跌逾4%上周 / [3]凌晨利好突袭！刚刚集体暴拉！两份超预期财报点燃AI交 / [4]盘前：纳斯达克100指数期货上涨1.3% 市场看好本</w:t>
+        <w:t>引用：[1]10月20日美股成交额前20：存储板块反弹领涨 闪迪 / [2]10月20日隔夜要闻：纳指涨超1% 布伦特高位震荡  / [3]利好来了！这一板块迎批量涨停 / [4]10月20日收盘：美股涨跌互现 科技股领涨 市场聚焦</w:t>
       </w:r>
     </w:p>
     <w:p>
@@ -968,7 +894,7 @@
         <w:pStyle w:val="Heading2"/>
       </w:pPr>
       <w:r>
-        <w:t>中原证券邓淑斌：主动ETF标志长钱入市升级 与回购增持形成双向支撑</w:t>
+        <w:t>宁德时代A股大跌12%，H股跌超11%！摩根大通下调H股评级，公司回应：没有市场预期的那</w:t>
       </w:r>
     </w:p>
     <w:p>
@@ -977,7 +903,7 @@
           <w:color w:val="8A939E"/>
           <w:sz w:val="18"/>
         </w:rPr>
-        <w:t>热度 0.652（爆点）· 9 篇 / 3 家媒体 · 金融市场</w:t>
+        <w:t>热度 0.715（爆点）· 16 篇 / 3 家媒体 · 综合</w:t>
       </w:r>
     </w:p>
     <w:p>
@@ -989,7 +915,7 @@
         <w:t>事件概述：</w:t>
       </w:r>
       <w:r>
-        <w:t>「中原证券邓淑斌：主动ETF标志长钱入市升级 与回购增持形成双向支撑」由 9 篇报道聚合而成，覆盖 3 家媒体，热度 0.652（爆点），所属板块类目：金融市场。</w:t>
+        <w:t>「宁德时代A股大跌12%，H股跌超11%！摩根大通下调H股评级，公司回应：没有市场预期的那么悲观」由 16 篇报道聚合而成，覆盖 3 家媒体，热度 0.715（爆点），所属板块类目：综合。</w:t>
       </w:r>
     </w:p>
     <w:p>
@@ -1001,7 +927,7 @@
         <w:t>关键信息：</w:t>
       </w:r>
       <w:r>
-        <w:t>中原证券邓淑斌：主动ETF标志长钱入市升级 与回购增持形成双向支撑；上交所首批主动ETF获批 助力中长期资金入市；增量资金，要来了</w:t>
+        <w:t>宁德时代A股大跌12%，H股跌超11%！摩根大通下调H股评级，公司回应：没有市场；宁德时代H股跌超6%；小摩：宁德时代降至“中性”评级 整车厂盈利能力已承压</w:t>
       </w:r>
     </w:p>
     <w:p>
@@ -1013,7 +939,7 @@
         <w:t>市场影响：</w:t>
       </w:r>
       <w:r>
-        <w:t>关联板块代码：本簇未携带板块标签。（LLM 不可用，未生成研判，以上为检索与统计事实）</w:t>
+        <w:t>关联板块代码：BK0499、BK1033、BK1303。（LLM 不可用，未生成研判，以上为检索与统计事实）</w:t>
       </w:r>
     </w:p>
     <w:p>
@@ -1034,7 +960,7 @@
           <w:color w:val="8A939E"/>
           <w:sz w:val="17"/>
         </w:rPr>
-        <w:t>引用：[1]中原证券邓淑斌：主动ETF标志长钱入市升级 与回购增 / [2]上交所首批主动ETF获批 助力中长期资金入市 / [3]增量资金，要来了 / [4]增量资金来了！首批18只，正式获批</w:t>
+        <w:t>引用：[1]宁德时代A股大跌12%，H股跌超11%！摩根大通下调 / [2]宁德时代H股跌超6% / [3]小摩：宁德时代降至“中性”评级 整车厂盈利能力已承压 / [4]宁德时代A股跌超12%</w:t>
       </w:r>
     </w:p>
     <w:p>
@@ -1051,7 +977,7 @@
           <w:color w:val="8A939E"/>
           <w:sz w:val="18"/>
         </w:rPr>
-        <w:t>热度 0.647（爆点）· 17 篇 / 4 家媒体 · 金融市场</w:t>
+        <w:t>热度 0.687（爆点）· 21 篇 / 4 家媒体 · 金融市场</w:t>
       </w:r>
     </w:p>
     <w:p>
@@ -1063,7 +989,7 @@
         <w:t>事件概述：</w:t>
       </w:r>
       <w:r>
-        <w:t>「快讯：恒指低开0.81% 恒科指跌1.28% 科网股普跌 存储概念股低开 联想跌超6%」由 17 篇报道聚合而成，覆盖 4 家媒体，热度 0.647（爆点），所属板块类目：金融市场。</w:t>
+        <w:t>「快讯：恒指低开0.81% 恒科指跌1.28% 科网股普跌 存储概念股低开 联想跌超6%」由 21 篇报道聚合而成，覆盖 4 家媒体，热度 0.687（爆点），所属板块类目：金融市场。</w:t>
       </w:r>
     </w:p>
     <w:p>
@@ -1113,6 +1039,80 @@
     </w:p>
     <w:p>
       <w:pPr>
+        <w:pStyle w:val="Heading2"/>
+      </w:pPr>
+      <w:r>
+        <w:t>A股机器人概念股继续活跃，京城股份3连板，福莱新材2连板，宁波东力、科森科技、浙</w:t>
+      </w:r>
+    </w:p>
+    <w:p>
+      <w:r>
+        <w:rPr>
+          <w:color w:val="8A939E"/>
+          <w:sz w:val="18"/>
+        </w:rPr>
+        <w:t>热度 0.670（爆点）· 7 篇 / 3 家媒体 · 汽车出行</w:t>
+      </w:r>
+    </w:p>
+    <w:p>
+      <w:r>
+        <w:rPr>
+          <w:b/>
+          <w:color w:val="16324F"/>
+        </w:rPr>
+        <w:t>事件概述：</w:t>
+      </w:r>
+      <w:r>
+        <w:t>「A股机器人概念股继续活跃，京城股份3连板，福莱新材2连板，宁波东力、科森科技、浙」由 7 篇报道聚合而成，覆盖 3 家媒体，热度 0.67（爆点），所属板块类目：汽车出行。</w:t>
+      </w:r>
+    </w:p>
+    <w:p>
+      <w:r>
+        <w:rPr>
+          <w:b/>
+          <w:color w:val="16324F"/>
+        </w:rPr>
+        <w:t>关键信息：</w:t>
+      </w:r>
+      <w:r>
+        <w:t>A股机器人概念股继续活跃，京城股份3连板，福莱新材2连板，宁波东力、科森科技、浙；人形机器人概念表现活跃 福莱新材2连板；2连板泰尔股份：上半年工业机器人相关业务对整体经营业绩影响较小</w:t>
+      </w:r>
+    </w:p>
+    <w:p>
+      <w:r>
+        <w:rPr>
+          <w:b/>
+          <w:color w:val="16324F"/>
+        </w:rPr>
+        <w:t>市场影响：</w:t>
+      </w:r>
+      <w:r>
+        <w:t>关联板块代码：BK0800。（LLM 不可用，未生成研判，以上为检索与统计事实）</w:t>
+      </w:r>
+    </w:p>
+    <w:p>
+      <w:r>
+        <w:rPr>
+          <w:b/>
+          <w:color w:val="16324F"/>
+        </w:rPr>
+        <w:t>关注要点：</w:t>
+      </w:r>
+      <w:r>
+        <w:t>建议人工复核该事件的后续进展与板块联动。</w:t>
+      </w:r>
+    </w:p>
+    <w:p>
+      <w:r>
+        <w:rPr>
+          <w:color w:val="8A939E"/>
+          <w:sz w:val="17"/>
+        </w:rPr>
+        <w:t>引用：[1]A股机器人概念股继续活跃，京城股份3连板，福莱新材2 / [2]人形机器人概念表现活跃 福莱新材2连板 / [3]2连板泰尔股份：上半年工业机器人相关业务对整体经营业 / [4]2连板宁波东力：控股股东已累计增持1.73%股份</w:t>
+      </w:r>
+    </w:p>
+    <w:p>
+      <w:pPr>
         <w:pStyle w:val="Heading1"/>
       </w:pPr>
       <w:r>
@@ -1127,7 +1127,7 @@
         <w:pStyle w:val="ListBullet"/>
       </w:pPr>
       <w:r>
-        <w:t>采集：6 家媒体公开接口，累计入库 16,438 条</w:t>
+        <w:t>采集：6 家媒体公开接口，累计入库 16,629 条</w:t>
       </w:r>
     </w:p>
     <w:p>
@@ -1135,7 +1135,7 @@
         <w:pStyle w:val="ListBullet"/>
       </w:pPr>
       <w:r>
-        <w:t>三层去重：2,436 → 2,169 条（精确77/SimHash10/语义180）</w:t>
+        <w:t>三层去重：2,718 → 2,431 条（精确82/SimHash10/语义195）</w:t>
       </w:r>
     </w:p>
     <w:p>
